--- a/word/Q2.2_opportunities_challenges.docx
+++ b/word/Q2.2_opportunities_challenges.docx
@@ -42,6 +42,38 @@
     </w:p>
     <w:p>
       <w:pPr>
+        <w:pStyle w:val="IntenseQuote"/>
+      </w:pPr>
+      <w:r>
+        <w:rPr>
+          <w:b/>
+        </w:rPr>
+        <w:t>Critical vs growth minerals.</w:t>
+      </w:r>
+      <w:r>
+        <w:t xml:space="preserve"> Per the Vision 2035 Technical Annex, </w:t>
+      </w:r>
+      <w:r>
+        <w:rPr>
+          <w:b/>
+        </w:rPr>
+        <w:t>copper is a UK *growth* mineral</w:t>
+      </w:r>
+      <w:r>
+        <w:t xml:space="preserve"> (fundamental to advanced manufacturing &amp; clean energy), not a current UK *critical* mineral — it is tagged *growth* below. The other tracked metals (REE, Li, Co, Ni, Al, Sb) are critical. So the opportunity set is best read as </w:t>
+      </w:r>
+      <w:r>
+        <w:rPr>
+          <w:b/>
+        </w:rPr>
+        <w:t>'critical &amp; growth minerals'</w:t>
+      </w:r>
+      <w:r>
+        <w:t>, and copper's strong ranking reflects industrial resilience rather than critical-supply scarcity.</w:t>
+      </w:r>
+    </w:p>
+    <w:p>
+      <w:pPr>
         <w:pStyle w:val="ListBullet"/>
       </w:pPr>
       <w:r>
@@ -65,7 +97,7 @@
         <w:t>Copper</w:t>
       </w:r>
       <w:r>
-        <w:t xml:space="preserve"> (critical, score 0.598): Primary + recycling — key challenge: *Social licence / permitting (contested deposit)*.</w:t>
+        <w:t xml:space="preserve"> (growth, score 0.598): Primary + recycling — key challenge: *Social licence / permitting (contested deposit)*.</w:t>
       </w:r>
     </w:p>
     <w:p>

--- a/word/Q2.2_opportunities_challenges.docx
+++ b/word/Q2.2_opportunities_challenges.docx
@@ -150,19 +150,21 @@
         <w:tblLook w:firstColumn="1" w:firstRow="1" w:lastColumn="0" w:lastRow="0" w:noHBand="0" w:noVBand="1" w:val="04A0"/>
       </w:tblPr>
       <w:tblGrid>
-        <w:gridCol w:w="1080"/>
-        <w:gridCol w:w="1080"/>
-        <w:gridCol w:w="1080"/>
-        <w:gridCol w:w="1080"/>
-        <w:gridCol w:w="1080"/>
-        <w:gridCol w:w="1080"/>
-        <w:gridCol w:w="1080"/>
-        <w:gridCol w:w="1080"/>
+        <w:gridCol w:w="864"/>
+        <w:gridCol w:w="864"/>
+        <w:gridCol w:w="864"/>
+        <w:gridCol w:w="864"/>
+        <w:gridCol w:w="864"/>
+        <w:gridCol w:w="864"/>
+        <w:gridCol w:w="864"/>
+        <w:gridCol w:w="864"/>
+        <w:gridCol w:w="864"/>
+        <w:gridCol w:w="864"/>
       </w:tblGrid>
       <w:tr>
         <w:tc>
           <w:tcPr>
-            <w:tcW w:type="dxa" w:w="1080"/>
+            <w:tcW w:type="dxa" w:w="864"/>
           </w:tcPr>
           <w:p>
             <w:r>
@@ -176,7 +178,21 @@
         </w:tc>
         <w:tc>
           <w:tcPr>
-            <w:tcW w:type="dxa" w:w="1080"/>
+            <w:tcW w:type="dxa" w:w="864"/>
+          </w:tcPr>
+          <w:p>
+            <w:r>
+              <w:rPr>
+                <w:b/>
+                <w:sz w:val="16"/>
+              </w:rPr>
+              <w:t>mineral_class</w:t>
+            </w:r>
+          </w:p>
+        </w:tc>
+        <w:tc>
+          <w:tcPr>
+            <w:tcW w:type="dxa" w:w="864"/>
           </w:tcPr>
           <w:p>
             <w:r>
@@ -190,7 +206,21 @@
         </w:tc>
         <w:tc>
           <w:tcPr>
-            <w:tcW w:type="dxa" w:w="1080"/>
+            <w:tcW w:type="dxa" w:w="864"/>
+          </w:tcPr>
+          <w:p>
+            <w:r>
+              <w:rPr>
+                <w:b/>
+                <w:sz w:val="16"/>
+              </w:rPr>
+              <w:t>growth_mineral</w:t>
+            </w:r>
+          </w:p>
+        </w:tc>
+        <w:tc>
+          <w:tcPr>
+            <w:tcW w:type="dxa" w:w="864"/>
           </w:tcPr>
           <w:p>
             <w:r>
@@ -204,7 +234,7 @@
         </w:tc>
         <w:tc>
           <w:tcPr>
-            <w:tcW w:type="dxa" w:w="1080"/>
+            <w:tcW w:type="dxa" w:w="864"/>
           </w:tcPr>
           <w:p>
             <w:r>
@@ -218,7 +248,7 @@
         </w:tc>
         <w:tc>
           <w:tcPr>
-            <w:tcW w:type="dxa" w:w="1080"/>
+            <w:tcW w:type="dxa" w:w="864"/>
           </w:tcPr>
           <w:p>
             <w:r>
@@ -232,7 +262,7 @@
         </w:tc>
         <w:tc>
           <w:tcPr>
-            <w:tcW w:type="dxa" w:w="1080"/>
+            <w:tcW w:type="dxa" w:w="864"/>
           </w:tcPr>
           <w:p>
             <w:r>
@@ -246,7 +276,7 @@
         </w:tc>
         <w:tc>
           <w:tcPr>
-            <w:tcW w:type="dxa" w:w="1080"/>
+            <w:tcW w:type="dxa" w:w="864"/>
           </w:tcPr>
           <w:p>
             <w:r>
@@ -260,7 +290,7 @@
         </w:tc>
         <w:tc>
           <w:tcPr>
-            <w:tcW w:type="dxa" w:w="1080"/>
+            <w:tcW w:type="dxa" w:w="864"/>
           </w:tcPr>
           <w:p>
             <w:r>
@@ -276,7 +306,7 @@
       <w:tr>
         <w:tc>
           <w:tcPr>
-            <w:tcW w:type="dxa" w:w="1080"/>
+            <w:tcW w:type="dxa" w:w="864"/>
           </w:tcPr>
           <w:p>
             <w:r>
@@ -289,7 +319,20 @@
         </w:tc>
         <w:tc>
           <w:tcPr>
-            <w:tcW w:type="dxa" w:w="1080"/>
+            <w:tcW w:type="dxa" w:w="864"/>
+          </w:tcPr>
+          <w:p>
+            <w:r>
+              <w:rPr>
+                <w:sz w:val="16"/>
+              </w:rPr>
+              <w:t>critical</w:t>
+            </w:r>
+          </w:p>
+        </w:tc>
+        <w:tc>
+          <w:tcPr>
+            <w:tcW w:type="dxa" w:w="864"/>
           </w:tcPr>
           <w:p>
             <w:r>
@@ -302,7 +345,20 @@
         </w:tc>
         <w:tc>
           <w:tcPr>
-            <w:tcW w:type="dxa" w:w="1080"/>
+            <w:tcW w:type="dxa" w:w="864"/>
+          </w:tcPr>
+          <w:p>
+            <w:r>
+              <w:rPr>
+                <w:sz w:val="16"/>
+              </w:rPr>
+              <w:t>False</w:t>
+            </w:r>
+          </w:p>
+        </w:tc>
+        <w:tc>
+          <w:tcPr>
+            <w:tcW w:type="dxa" w:w="864"/>
           </w:tcPr>
           <w:p>
             <w:r>
@@ -315,7 +371,7 @@
         </w:tc>
         <w:tc>
           <w:tcPr>
-            <w:tcW w:type="dxa" w:w="1080"/>
+            <w:tcW w:type="dxa" w:w="864"/>
           </w:tcPr>
           <w:p>
             <w:r>
@@ -328,7 +384,7 @@
         </w:tc>
         <w:tc>
           <w:tcPr>
-            <w:tcW w:type="dxa" w:w="1080"/>
+            <w:tcW w:type="dxa" w:w="864"/>
           </w:tcPr>
           <w:p>
             <w:r>
@@ -341,7 +397,7 @@
         </w:tc>
         <w:tc>
           <w:tcPr>
-            <w:tcW w:type="dxa" w:w="1080"/>
+            <w:tcW w:type="dxa" w:w="864"/>
           </w:tcPr>
           <w:p>
             <w:r>
@@ -354,7 +410,7 @@
         </w:tc>
         <w:tc>
           <w:tcPr>
-            <w:tcW w:type="dxa" w:w="1080"/>
+            <w:tcW w:type="dxa" w:w="864"/>
           </w:tcPr>
           <w:p>
             <w:r>
@@ -367,7 +423,7 @@
         </w:tc>
         <w:tc>
           <w:tcPr>
-            <w:tcW w:type="dxa" w:w="1080"/>
+            <w:tcW w:type="dxa" w:w="864"/>
           </w:tcPr>
           <w:p>
             <w:r>
@@ -382,7 +438,7 @@
       <w:tr>
         <w:tc>
           <w:tcPr>
-            <w:tcW w:type="dxa" w:w="1080"/>
+            <w:tcW w:type="dxa" w:w="864"/>
           </w:tcPr>
           <w:p>
             <w:r>
@@ -395,7 +451,33 @@
         </w:tc>
         <w:tc>
           <w:tcPr>
-            <w:tcW w:type="dxa" w:w="1080"/>
+            <w:tcW w:type="dxa" w:w="864"/>
+          </w:tcPr>
+          <w:p>
+            <w:r>
+              <w:rPr>
+                <w:sz w:val="16"/>
+              </w:rPr>
+              <w:t>growth</w:t>
+            </w:r>
+          </w:p>
+        </w:tc>
+        <w:tc>
+          <w:tcPr>
+            <w:tcW w:type="dxa" w:w="864"/>
+          </w:tcPr>
+          <w:p>
+            <w:r>
+              <w:rPr>
+                <w:sz w:val="16"/>
+              </w:rPr>
+              <w:t>False</w:t>
+            </w:r>
+          </w:p>
+        </w:tc>
+        <w:tc>
+          <w:tcPr>
+            <w:tcW w:type="dxa" w:w="864"/>
           </w:tcPr>
           <w:p>
             <w:r>
@@ -408,7 +490,7 @@
         </w:tc>
         <w:tc>
           <w:tcPr>
-            <w:tcW w:type="dxa" w:w="1080"/>
+            <w:tcW w:type="dxa" w:w="864"/>
           </w:tcPr>
           <w:p>
             <w:r>
@@ -421,7 +503,7 @@
         </w:tc>
         <w:tc>
           <w:tcPr>
-            <w:tcW w:type="dxa" w:w="1080"/>
+            <w:tcW w:type="dxa" w:w="864"/>
           </w:tcPr>
           <w:p>
             <w:r>
@@ -434,7 +516,7 @@
         </w:tc>
         <w:tc>
           <w:tcPr>
-            <w:tcW w:type="dxa" w:w="1080"/>
+            <w:tcW w:type="dxa" w:w="864"/>
           </w:tcPr>
           <w:p>
             <w:r>
@@ -447,7 +529,7 @@
         </w:tc>
         <w:tc>
           <w:tcPr>
-            <w:tcW w:type="dxa" w:w="1080"/>
+            <w:tcW w:type="dxa" w:w="864"/>
           </w:tcPr>
           <w:p>
             <w:r>
@@ -460,7 +542,7 @@
         </w:tc>
         <w:tc>
           <w:tcPr>
-            <w:tcW w:type="dxa" w:w="1080"/>
+            <w:tcW w:type="dxa" w:w="864"/>
           </w:tcPr>
           <w:p>
             <w:r>
@@ -473,7 +555,7 @@
         </w:tc>
         <w:tc>
           <w:tcPr>
-            <w:tcW w:type="dxa" w:w="1080"/>
+            <w:tcW w:type="dxa" w:w="864"/>
           </w:tcPr>
           <w:p>
             <w:r>
@@ -488,7 +570,7 @@
       <w:tr>
         <w:tc>
           <w:tcPr>
-            <w:tcW w:type="dxa" w:w="1080"/>
+            <w:tcW w:type="dxa" w:w="864"/>
           </w:tcPr>
           <w:p>
             <w:r>
@@ -501,7 +583,20 @@
         </w:tc>
         <w:tc>
           <w:tcPr>
-            <w:tcW w:type="dxa" w:w="1080"/>
+            <w:tcW w:type="dxa" w:w="864"/>
+          </w:tcPr>
+          <w:p>
+            <w:r>
+              <w:rPr>
+                <w:sz w:val="16"/>
+              </w:rPr>
+              <w:t>critical</w:t>
+            </w:r>
+          </w:p>
+        </w:tc>
+        <w:tc>
+          <w:tcPr>
+            <w:tcW w:type="dxa" w:w="864"/>
           </w:tcPr>
           <w:p>
             <w:r>
@@ -514,7 +609,20 @@
         </w:tc>
         <w:tc>
           <w:tcPr>
-            <w:tcW w:type="dxa" w:w="1080"/>
+            <w:tcW w:type="dxa" w:w="864"/>
+          </w:tcPr>
+          <w:p>
+            <w:r>
+              <w:rPr>
+                <w:sz w:val="16"/>
+              </w:rPr>
+              <w:t>False</w:t>
+            </w:r>
+          </w:p>
+        </w:tc>
+        <w:tc>
+          <w:tcPr>
+            <w:tcW w:type="dxa" w:w="864"/>
           </w:tcPr>
           <w:p>
             <w:r>
@@ -527,7 +635,7 @@
         </w:tc>
         <w:tc>
           <w:tcPr>
-            <w:tcW w:type="dxa" w:w="1080"/>
+            <w:tcW w:type="dxa" w:w="864"/>
           </w:tcPr>
           <w:p>
             <w:r>
@@ -540,7 +648,7 @@
         </w:tc>
         <w:tc>
           <w:tcPr>
-            <w:tcW w:type="dxa" w:w="1080"/>
+            <w:tcW w:type="dxa" w:w="864"/>
           </w:tcPr>
           <w:p>
             <w:r>
@@ -553,7 +661,7 @@
         </w:tc>
         <w:tc>
           <w:tcPr>
-            <w:tcW w:type="dxa" w:w="1080"/>
+            <w:tcW w:type="dxa" w:w="864"/>
           </w:tcPr>
           <w:p>
             <w:r>
@@ -566,7 +674,7 @@
         </w:tc>
         <w:tc>
           <w:tcPr>
-            <w:tcW w:type="dxa" w:w="1080"/>
+            <w:tcW w:type="dxa" w:w="864"/>
           </w:tcPr>
           <w:p>
             <w:r>
@@ -579,7 +687,7 @@
         </w:tc>
         <w:tc>
           <w:tcPr>
-            <w:tcW w:type="dxa" w:w="1080"/>
+            <w:tcW w:type="dxa" w:w="864"/>
           </w:tcPr>
           <w:p>
             <w:r>
@@ -594,7 +702,7 @@
       <w:tr>
         <w:tc>
           <w:tcPr>
-            <w:tcW w:type="dxa" w:w="1080"/>
+            <w:tcW w:type="dxa" w:w="864"/>
           </w:tcPr>
           <w:p>
             <w:r>
@@ -607,7 +715,20 @@
         </w:tc>
         <w:tc>
           <w:tcPr>
-            <w:tcW w:type="dxa" w:w="1080"/>
+            <w:tcW w:type="dxa" w:w="864"/>
+          </w:tcPr>
+          <w:p>
+            <w:r>
+              <w:rPr>
+                <w:sz w:val="16"/>
+              </w:rPr>
+              <w:t>critical</w:t>
+            </w:r>
+          </w:p>
+        </w:tc>
+        <w:tc>
+          <w:tcPr>
+            <w:tcW w:type="dxa" w:w="864"/>
           </w:tcPr>
           <w:p>
             <w:r>
@@ -620,7 +741,20 @@
         </w:tc>
         <w:tc>
           <w:tcPr>
-            <w:tcW w:type="dxa" w:w="1080"/>
+            <w:tcW w:type="dxa" w:w="864"/>
+          </w:tcPr>
+          <w:p>
+            <w:r>
+              <w:rPr>
+                <w:sz w:val="16"/>
+              </w:rPr>
+              <w:t>False</w:t>
+            </w:r>
+          </w:p>
+        </w:tc>
+        <w:tc>
+          <w:tcPr>
+            <w:tcW w:type="dxa" w:w="864"/>
           </w:tcPr>
           <w:p>
             <w:r>
@@ -633,7 +767,7 @@
         </w:tc>
         <w:tc>
           <w:tcPr>
-            <w:tcW w:type="dxa" w:w="1080"/>
+            <w:tcW w:type="dxa" w:w="864"/>
           </w:tcPr>
           <w:p>
             <w:r>
@@ -646,7 +780,7 @@
         </w:tc>
         <w:tc>
           <w:tcPr>
-            <w:tcW w:type="dxa" w:w="1080"/>
+            <w:tcW w:type="dxa" w:w="864"/>
           </w:tcPr>
           <w:p>
             <w:r>
@@ -659,7 +793,7 @@
         </w:tc>
         <w:tc>
           <w:tcPr>
-            <w:tcW w:type="dxa" w:w="1080"/>
+            <w:tcW w:type="dxa" w:w="864"/>
           </w:tcPr>
           <w:p>
             <w:r>
@@ -672,7 +806,7 @@
         </w:tc>
         <w:tc>
           <w:tcPr>
-            <w:tcW w:type="dxa" w:w="1080"/>
+            <w:tcW w:type="dxa" w:w="864"/>
           </w:tcPr>
           <w:p>
             <w:r>
@@ -685,7 +819,7 @@
         </w:tc>
         <w:tc>
           <w:tcPr>
-            <w:tcW w:type="dxa" w:w="1080"/>
+            <w:tcW w:type="dxa" w:w="864"/>
           </w:tcPr>
           <w:p>
             <w:r>
@@ -700,7 +834,7 @@
       <w:tr>
         <w:tc>
           <w:tcPr>
-            <w:tcW w:type="dxa" w:w="1080"/>
+            <w:tcW w:type="dxa" w:w="864"/>
           </w:tcPr>
           <w:p>
             <w:r>
@@ -713,7 +847,20 @@
         </w:tc>
         <w:tc>
           <w:tcPr>
-            <w:tcW w:type="dxa" w:w="1080"/>
+            <w:tcW w:type="dxa" w:w="864"/>
+          </w:tcPr>
+          <w:p>
+            <w:r>
+              <w:rPr>
+                <w:sz w:val="16"/>
+              </w:rPr>
+              <w:t>critical</w:t>
+            </w:r>
+          </w:p>
+        </w:tc>
+        <w:tc>
+          <w:tcPr>
+            <w:tcW w:type="dxa" w:w="864"/>
           </w:tcPr>
           <w:p>
             <w:r>
@@ -726,7 +873,20 @@
         </w:tc>
         <w:tc>
           <w:tcPr>
-            <w:tcW w:type="dxa" w:w="1080"/>
+            <w:tcW w:type="dxa" w:w="864"/>
+          </w:tcPr>
+          <w:p>
+            <w:r>
+              <w:rPr>
+                <w:sz w:val="16"/>
+              </w:rPr>
+              <w:t>False</w:t>
+            </w:r>
+          </w:p>
+        </w:tc>
+        <w:tc>
+          <w:tcPr>
+            <w:tcW w:type="dxa" w:w="864"/>
           </w:tcPr>
           <w:p>
             <w:r>
@@ -739,7 +899,7 @@
         </w:tc>
         <w:tc>
           <w:tcPr>
-            <w:tcW w:type="dxa" w:w="1080"/>
+            <w:tcW w:type="dxa" w:w="864"/>
           </w:tcPr>
           <w:p>
             <w:r>
@@ -752,7 +912,7 @@
         </w:tc>
         <w:tc>
           <w:tcPr>
-            <w:tcW w:type="dxa" w:w="1080"/>
+            <w:tcW w:type="dxa" w:w="864"/>
           </w:tcPr>
           <w:p>
             <w:r>
@@ -765,7 +925,7 @@
         </w:tc>
         <w:tc>
           <w:tcPr>
-            <w:tcW w:type="dxa" w:w="1080"/>
+            <w:tcW w:type="dxa" w:w="864"/>
           </w:tcPr>
           <w:p>
             <w:r>
@@ -778,7 +938,7 @@
         </w:tc>
         <w:tc>
           <w:tcPr>
-            <w:tcW w:type="dxa" w:w="1080"/>
+            <w:tcW w:type="dxa" w:w="864"/>
           </w:tcPr>
           <w:p>
             <w:r>
@@ -791,7 +951,7 @@
         </w:tc>
         <w:tc>
           <w:tcPr>
-            <w:tcW w:type="dxa" w:w="1080"/>
+            <w:tcW w:type="dxa" w:w="864"/>
           </w:tcPr>
           <w:p>
             <w:r>
@@ -806,7 +966,7 @@
       <w:tr>
         <w:tc>
           <w:tcPr>
-            <w:tcW w:type="dxa" w:w="1080"/>
+            <w:tcW w:type="dxa" w:w="864"/>
           </w:tcPr>
           <w:p>
             <w:r>
@@ -819,7 +979,20 @@
         </w:tc>
         <w:tc>
           <w:tcPr>
-            <w:tcW w:type="dxa" w:w="1080"/>
+            <w:tcW w:type="dxa" w:w="864"/>
+          </w:tcPr>
+          <w:p>
+            <w:r>
+              <w:rPr>
+                <w:sz w:val="16"/>
+              </w:rPr>
+              <w:t>critical</w:t>
+            </w:r>
+          </w:p>
+        </w:tc>
+        <w:tc>
+          <w:tcPr>
+            <w:tcW w:type="dxa" w:w="864"/>
           </w:tcPr>
           <w:p>
             <w:r>
@@ -832,7 +1005,20 @@
         </w:tc>
         <w:tc>
           <w:tcPr>
-            <w:tcW w:type="dxa" w:w="1080"/>
+            <w:tcW w:type="dxa" w:w="864"/>
+          </w:tcPr>
+          <w:p>
+            <w:r>
+              <w:rPr>
+                <w:sz w:val="16"/>
+              </w:rPr>
+              <w:t>False</w:t>
+            </w:r>
+          </w:p>
+        </w:tc>
+        <w:tc>
+          <w:tcPr>
+            <w:tcW w:type="dxa" w:w="864"/>
           </w:tcPr>
           <w:p>
             <w:r>
@@ -845,7 +1031,7 @@
         </w:tc>
         <w:tc>
           <w:tcPr>
-            <w:tcW w:type="dxa" w:w="1080"/>
+            <w:tcW w:type="dxa" w:w="864"/>
           </w:tcPr>
           <w:p>
             <w:r>
@@ -858,7 +1044,7 @@
         </w:tc>
         <w:tc>
           <w:tcPr>
-            <w:tcW w:type="dxa" w:w="1080"/>
+            <w:tcW w:type="dxa" w:w="864"/>
           </w:tcPr>
           <w:p>
             <w:r>
@@ -871,7 +1057,7 @@
         </w:tc>
         <w:tc>
           <w:tcPr>
-            <w:tcW w:type="dxa" w:w="1080"/>
+            <w:tcW w:type="dxa" w:w="864"/>
           </w:tcPr>
           <w:p>
             <w:r>
@@ -884,7 +1070,7 @@
         </w:tc>
         <w:tc>
           <w:tcPr>
-            <w:tcW w:type="dxa" w:w="1080"/>
+            <w:tcW w:type="dxa" w:w="864"/>
           </w:tcPr>
           <w:p>
             <w:r>
@@ -897,7 +1083,7 @@
         </w:tc>
         <w:tc>
           <w:tcPr>
-            <w:tcW w:type="dxa" w:w="1080"/>
+            <w:tcW w:type="dxa" w:w="864"/>
           </w:tcPr>
           <w:p>
             <w:r>
@@ -912,7 +1098,7 @@
       <w:tr>
         <w:tc>
           <w:tcPr>
-            <w:tcW w:type="dxa" w:w="1080"/>
+            <w:tcW w:type="dxa" w:w="864"/>
           </w:tcPr>
           <w:p>
             <w:r>
@@ -925,7 +1111,20 @@
         </w:tc>
         <w:tc>
           <w:tcPr>
-            <w:tcW w:type="dxa" w:w="1080"/>
+            <w:tcW w:type="dxa" w:w="864"/>
+          </w:tcPr>
+          <w:p>
+            <w:r>
+              <w:rPr>
+                <w:sz w:val="16"/>
+              </w:rPr>
+              <w:t>critical</w:t>
+            </w:r>
+          </w:p>
+        </w:tc>
+        <w:tc>
+          <w:tcPr>
+            <w:tcW w:type="dxa" w:w="864"/>
           </w:tcPr>
           <w:p>
             <w:r>
@@ -938,7 +1137,20 @@
         </w:tc>
         <w:tc>
           <w:tcPr>
-            <w:tcW w:type="dxa" w:w="1080"/>
+            <w:tcW w:type="dxa" w:w="864"/>
+          </w:tcPr>
+          <w:p>
+            <w:r>
+              <w:rPr>
+                <w:sz w:val="16"/>
+              </w:rPr>
+              <w:t>False</w:t>
+            </w:r>
+          </w:p>
+        </w:tc>
+        <w:tc>
+          <w:tcPr>
+            <w:tcW w:type="dxa" w:w="864"/>
           </w:tcPr>
           <w:p>
             <w:r>
@@ -951,7 +1163,7 @@
         </w:tc>
         <w:tc>
           <w:tcPr>
-            <w:tcW w:type="dxa" w:w="1080"/>
+            <w:tcW w:type="dxa" w:w="864"/>
           </w:tcPr>
           <w:p>
             <w:r>
@@ -964,7 +1176,7 @@
         </w:tc>
         <w:tc>
           <w:tcPr>
-            <w:tcW w:type="dxa" w:w="1080"/>
+            <w:tcW w:type="dxa" w:w="864"/>
           </w:tcPr>
           <w:p>
             <w:r>
@@ -977,7 +1189,7 @@
         </w:tc>
         <w:tc>
           <w:tcPr>
-            <w:tcW w:type="dxa" w:w="1080"/>
+            <w:tcW w:type="dxa" w:w="864"/>
           </w:tcPr>
           <w:p>
             <w:r>
@@ -990,7 +1202,7 @@
         </w:tc>
         <w:tc>
           <w:tcPr>
-            <w:tcW w:type="dxa" w:w="1080"/>
+            <w:tcW w:type="dxa" w:w="864"/>
           </w:tcPr>
           <w:p>
             <w:r>
@@ -1003,7 +1215,7 @@
         </w:tc>
         <w:tc>
           <w:tcPr>
-            <w:tcW w:type="dxa" w:w="1080"/>
+            <w:tcW w:type="dxa" w:w="864"/>
           </w:tcPr>
           <w:p>
             <w:r>
@@ -1018,7 +1230,7 @@
       <w:tr>
         <w:tc>
           <w:tcPr>
-            <w:tcW w:type="dxa" w:w="1080"/>
+            <w:tcW w:type="dxa" w:w="864"/>
           </w:tcPr>
           <w:p>
             <w:r>
@@ -1031,7 +1243,20 @@
         </w:tc>
         <w:tc>
           <w:tcPr>
-            <w:tcW w:type="dxa" w:w="1080"/>
+            <w:tcW w:type="dxa" w:w="864"/>
+          </w:tcPr>
+          <w:p>
+            <w:r>
+              <w:rPr>
+                <w:sz w:val="16"/>
+              </w:rPr>
+              <w:t>bulk</w:t>
+            </w:r>
+          </w:p>
+        </w:tc>
+        <w:tc>
+          <w:tcPr>
+            <w:tcW w:type="dxa" w:w="864"/>
           </w:tcPr>
           <w:p>
             <w:r>
@@ -1044,7 +1269,20 @@
         </w:tc>
         <w:tc>
           <w:tcPr>
-            <w:tcW w:type="dxa" w:w="1080"/>
+            <w:tcW w:type="dxa" w:w="864"/>
+          </w:tcPr>
+          <w:p>
+            <w:r>
+              <w:rPr>
+                <w:sz w:val="16"/>
+              </w:rPr>
+              <w:t>False</w:t>
+            </w:r>
+          </w:p>
+        </w:tc>
+        <w:tc>
+          <w:tcPr>
+            <w:tcW w:type="dxa" w:w="864"/>
           </w:tcPr>
           <w:p>
             <w:r>
@@ -1057,7 +1295,7 @@
         </w:tc>
         <w:tc>
           <w:tcPr>
-            <w:tcW w:type="dxa" w:w="1080"/>
+            <w:tcW w:type="dxa" w:w="864"/>
           </w:tcPr>
           <w:p>
             <w:r>
@@ -1070,7 +1308,7 @@
         </w:tc>
         <w:tc>
           <w:tcPr>
-            <w:tcW w:type="dxa" w:w="1080"/>
+            <w:tcW w:type="dxa" w:w="864"/>
           </w:tcPr>
           <w:p>
             <w:r>
@@ -1083,7 +1321,7 @@
         </w:tc>
         <w:tc>
           <w:tcPr>
-            <w:tcW w:type="dxa" w:w="1080"/>
+            <w:tcW w:type="dxa" w:w="864"/>
           </w:tcPr>
           <w:p>
             <w:r>
@@ -1096,7 +1334,7 @@
         </w:tc>
         <w:tc>
           <w:tcPr>
-            <w:tcW w:type="dxa" w:w="1080"/>
+            <w:tcW w:type="dxa" w:w="864"/>
           </w:tcPr>
           <w:p>
             <w:r>
@@ -1109,7 +1347,7 @@
         </w:tc>
         <w:tc>
           <w:tcPr>
-            <w:tcW w:type="dxa" w:w="1080"/>
+            <w:tcW w:type="dxa" w:w="864"/>
           </w:tcPr>
           <w:p>
             <w:r>
@@ -1124,7 +1362,7 @@
       <w:tr>
         <w:tc>
           <w:tcPr>
-            <w:tcW w:type="dxa" w:w="1080"/>
+            <w:tcW w:type="dxa" w:w="864"/>
           </w:tcPr>
           <w:p>
             <w:r>
@@ -1137,7 +1375,20 @@
         </w:tc>
         <w:tc>
           <w:tcPr>
-            <w:tcW w:type="dxa" w:w="1080"/>
+            <w:tcW w:type="dxa" w:w="864"/>
+          </w:tcPr>
+          <w:p>
+            <w:r>
+              <w:rPr>
+                <w:sz w:val="16"/>
+              </w:rPr>
+              <w:t>bulk</w:t>
+            </w:r>
+          </w:p>
+        </w:tc>
+        <w:tc>
+          <w:tcPr>
+            <w:tcW w:type="dxa" w:w="864"/>
           </w:tcPr>
           <w:p>
             <w:r>
@@ -1150,7 +1401,20 @@
         </w:tc>
         <w:tc>
           <w:tcPr>
-            <w:tcW w:type="dxa" w:w="1080"/>
+            <w:tcW w:type="dxa" w:w="864"/>
+          </w:tcPr>
+          <w:p>
+            <w:r>
+              <w:rPr>
+                <w:sz w:val="16"/>
+              </w:rPr>
+              <w:t>False</w:t>
+            </w:r>
+          </w:p>
+        </w:tc>
+        <w:tc>
+          <w:tcPr>
+            <w:tcW w:type="dxa" w:w="864"/>
           </w:tcPr>
           <w:p>
             <w:r>
@@ -1163,7 +1427,7 @@
         </w:tc>
         <w:tc>
           <w:tcPr>
-            <w:tcW w:type="dxa" w:w="1080"/>
+            <w:tcW w:type="dxa" w:w="864"/>
           </w:tcPr>
           <w:p>
             <w:r>
@@ -1176,7 +1440,7 @@
         </w:tc>
         <w:tc>
           <w:tcPr>
-            <w:tcW w:type="dxa" w:w="1080"/>
+            <w:tcW w:type="dxa" w:w="864"/>
           </w:tcPr>
           <w:p>
             <w:r>
@@ -1189,7 +1453,7 @@
         </w:tc>
         <w:tc>
           <w:tcPr>
-            <w:tcW w:type="dxa" w:w="1080"/>
+            <w:tcW w:type="dxa" w:w="864"/>
           </w:tcPr>
           <w:p>
             <w:r>
@@ -1202,7 +1466,7 @@
         </w:tc>
         <w:tc>
           <w:tcPr>
-            <w:tcW w:type="dxa" w:w="1080"/>
+            <w:tcW w:type="dxa" w:w="864"/>
           </w:tcPr>
           <w:p>
             <w:r>
@@ -1215,7 +1479,7 @@
         </w:tc>
         <w:tc>
           <w:tcPr>
-            <w:tcW w:type="dxa" w:w="1080"/>
+            <w:tcW w:type="dxa" w:w="864"/>
           </w:tcPr>
           <w:p>
             <w:r>
@@ -1230,7 +1494,7 @@
       <w:tr>
         <w:tc>
           <w:tcPr>
-            <w:tcW w:type="dxa" w:w="1080"/>
+            <w:tcW w:type="dxa" w:w="864"/>
           </w:tcPr>
           <w:p>
             <w:r>
@@ -1243,7 +1507,20 @@
         </w:tc>
         <w:tc>
           <w:tcPr>
-            <w:tcW w:type="dxa" w:w="1080"/>
+            <w:tcW w:type="dxa" w:w="864"/>
+          </w:tcPr>
+          <w:p>
+            <w:r>
+              <w:rPr>
+                <w:sz w:val="16"/>
+              </w:rPr>
+              <w:t>bulk</w:t>
+            </w:r>
+          </w:p>
+        </w:tc>
+        <w:tc>
+          <w:tcPr>
+            <w:tcW w:type="dxa" w:w="864"/>
           </w:tcPr>
           <w:p>
             <w:r>
@@ -1256,7 +1533,20 @@
         </w:tc>
         <w:tc>
           <w:tcPr>
-            <w:tcW w:type="dxa" w:w="1080"/>
+            <w:tcW w:type="dxa" w:w="864"/>
+          </w:tcPr>
+          <w:p>
+            <w:r>
+              <w:rPr>
+                <w:sz w:val="16"/>
+              </w:rPr>
+              <w:t>False</w:t>
+            </w:r>
+          </w:p>
+        </w:tc>
+        <w:tc>
+          <w:tcPr>
+            <w:tcW w:type="dxa" w:w="864"/>
           </w:tcPr>
           <w:p>
             <w:r>
@@ -1269,7 +1559,7 @@
         </w:tc>
         <w:tc>
           <w:tcPr>
-            <w:tcW w:type="dxa" w:w="1080"/>
+            <w:tcW w:type="dxa" w:w="864"/>
           </w:tcPr>
           <w:p>
             <w:r>
@@ -1282,7 +1572,7 @@
         </w:tc>
         <w:tc>
           <w:tcPr>
-            <w:tcW w:type="dxa" w:w="1080"/>
+            <w:tcW w:type="dxa" w:w="864"/>
           </w:tcPr>
           <w:p>
             <w:r>
@@ -1295,7 +1585,7 @@
         </w:tc>
         <w:tc>
           <w:tcPr>
-            <w:tcW w:type="dxa" w:w="1080"/>
+            <w:tcW w:type="dxa" w:w="864"/>
           </w:tcPr>
           <w:p>
             <w:r>
@@ -1308,7 +1598,7 @@
         </w:tc>
         <w:tc>
           <w:tcPr>
-            <w:tcW w:type="dxa" w:w="1080"/>
+            <w:tcW w:type="dxa" w:w="864"/>
           </w:tcPr>
           <w:p>
             <w:r>
@@ -1321,7 +1611,7 @@
         </w:tc>
         <w:tc>
           <w:tcPr>
-            <w:tcW w:type="dxa" w:w="1080"/>
+            <w:tcW w:type="dxa" w:w="864"/>
           </w:tcPr>
           <w:p>
             <w:r>
